--- a/05-需求分析/用户群与代表(UG).docx
+++ b/05-需求分析/用户群与代表(UG).docx
@@ -2,25 +2,207 @@
 <file path=word/document.xml><?xml version="1.0" encoding="utf-8"?>
 <w:document xmlns:w="http://schemas.openxmlformats.org/wordprocessingml/2006/main" xmlns:m="http://schemas.openxmlformats.org/officeDocument/2006/math" xmlns:r="http://schemas.openxmlformats.org/officeDocument/2006/relationships" xmlns:o="urn:schemas-microsoft-com:office:office" xmlns:v="urn:schemas-microsoft-com:vml" xmlns:w10="urn:schemas-microsoft-com:office:word" xmlns:a="http://schemas.openxmlformats.org/drawingml/2006/main" xmlns:pic="http://schemas.openxmlformats.org/drawingml/2006/picture" xmlns:wp="http://schemas.openxmlformats.org/drawingml/2006/wordprocessingDrawing">
   <w:body>
-    <w:bookmarkStart w:id="25" w:name="用户群识别用户代表与分类-校务问答机器人"/>
     <w:p>
       <w:pPr>
-        <w:pStyle w:val="Heading1"/>
+        <w:spacing w:before="0" w:after="360"/>
+        <w:jc w:val="center"/>
       </w:pPr>
       <w:r>
         <w:rPr>
-          <w:rFonts w:hint="eastAsia"/>
-        </w:rPr>
-        <w:t xml:space="preserve">用户群识别、用户代表与分类</w:t>
-      </w:r>
-      <w:r>
-        <w:t xml:space="preserve"> — </w:t>
-      </w:r>
-      <w:r>
-        <w:rPr>
-          <w:rFonts w:hint="eastAsia"/>
-        </w:rPr>
-        <w:t xml:space="preserve">校务问答机器人</w:t>
+          <w:rFonts w:ascii="宋体" w:hAnsi="宋体" w:eastAsia="宋体"/>
+          <w:b w:val="0"/>
+          <w:sz w:val="16"/>
+        </w:rPr>
+      </w:r>
+    </w:p>
+    <w:p>
+      <w:pPr>
+        <w:spacing w:before="0" w:after="160"/>
+        <w:jc w:val="center"/>
+      </w:pPr>
+      <w:r>
+        <w:rPr>
+          <w:rFonts w:ascii="宋体" w:hAnsi="宋体" w:eastAsia="宋体"/>
+          <w:b/>
+          <w:sz w:val="48"/>
+        </w:rPr>
+        <w:t>校务问答机器人</w:t>
+      </w:r>
+    </w:p>
+    <w:p>
+      <w:pPr>
+        <w:spacing w:before="0" w:after="360"/>
+        <w:jc w:val="center"/>
+      </w:pPr>
+      <w:r>
+        <w:rPr>
+          <w:rFonts w:ascii="宋体" w:hAnsi="宋体" w:eastAsia="宋体"/>
+          <w:b/>
+          <w:sz w:val="40"/>
+        </w:rPr>
+        <w:t>用户群与代表(UG)</w:t>
+      </w:r>
+    </w:p>
+    <w:p>
+      <w:pPr>
+        <w:spacing w:after="480"/>
+        <w:jc w:val="center"/>
+      </w:pPr>
+      <w:r>
+        <w:drawing>
+          <wp:inline>
+            <wp:extent cx="1143000" cy="953011"/>
+            <wp:docPr id="2" name="Picture 2"/>
+            <wp:cNvGraphicFramePr>
+              <a:graphicFrameLocks noChangeAspect="1"/>
+            </wp:cNvGraphicFramePr>
+            <a:graphic>
+              <a:graphicData uri="http://schemas.openxmlformats.org/drawingml/2006/picture">
+                <pic:pic>
+                  <pic:nvPicPr>
+                    <pic:cNvPr id="0" name="image.png"/>
+                    <pic:cNvPicPr/>
+                  </pic:nvPicPr>
+                  <pic:blipFill>
+                    <a:blip r:embed="rId9"/>
+                    <a:stretch>
+                      <a:fillRect/>
+                    </a:stretch>
+                  </pic:blipFill>
+                  <pic:spPr>
+                    <a:xfrm>
+                      <a:off x="0" y="0"/>
+                      <a:ext cx="1143000" cy="953011"/>
+                    </a:xfrm>
+                    <a:prstGeom prst="rect"/>
+                  </pic:spPr>
+                </pic:pic>
+              </a:graphicData>
+            </a:graphic>
+          </wp:inline>
+        </w:drawing>
+      </w:r>
+    </w:p>
+    <w:p>
+      <w:pPr>
+        <w:spacing w:before="0" w:after="80"/>
+        <w:jc w:val="center"/>
+      </w:pPr>
+      <w:r>
+        <w:rPr>
+          <w:rFonts w:ascii="宋体" w:hAnsi="宋体" w:eastAsia="宋体"/>
+          <w:b w:val="0"/>
+          <w:sz w:val="24"/>
+        </w:rPr>
+        <w:t>项目名称：智慧校园助手（SRA2026）校务问答机器人</w:t>
+      </w:r>
+    </w:p>
+    <w:p>
+      <w:pPr>
+        <w:spacing w:before="0" w:after="80"/>
+        <w:jc w:val="center"/>
+      </w:pPr>
+      <w:r>
+        <w:rPr>
+          <w:rFonts w:ascii="宋体" w:hAnsi="宋体" w:eastAsia="宋体"/>
+          <w:b w:val="0"/>
+          <w:sz w:val="24"/>
+        </w:rPr>
+        <w:t>文档编号：SRA2026-UG-V1.3</w:t>
+      </w:r>
+    </w:p>
+    <w:p>
+      <w:pPr>
+        <w:spacing w:before="0" w:after="80"/>
+        <w:jc w:val="center"/>
+      </w:pPr>
+      <w:r>
+        <w:rPr>
+          <w:rFonts w:ascii="宋体" w:hAnsi="宋体" w:eastAsia="宋体"/>
+          <w:b w:val="0"/>
+          <w:sz w:val="24"/>
+        </w:rPr>
+        <w:t>版本：V1.3</w:t>
+      </w:r>
+    </w:p>
+    <w:p>
+      <w:pPr>
+        <w:spacing w:before="0" w:after="80"/>
+        <w:jc w:val="center"/>
+      </w:pPr>
+      <w:r>
+        <w:rPr>
+          <w:rFonts w:ascii="宋体" w:hAnsi="宋体" w:eastAsia="宋体"/>
+          <w:b w:val="0"/>
+          <w:sz w:val="24"/>
+        </w:rPr>
+        <w:t>状态：基线定稿</w:t>
+      </w:r>
+    </w:p>
+    <w:p>
+      <w:pPr>
+        <w:spacing w:before="0" w:after="80"/>
+        <w:jc w:val="center"/>
+      </w:pPr>
+      <w:r>
+        <w:rPr>
+          <w:rFonts w:ascii="宋体" w:hAnsi="宋体" w:eastAsia="宋体"/>
+          <w:b w:val="0"/>
+          <w:sz w:val="24"/>
+        </w:rPr>
+        <w:t>编制日期：2026年6月20日</w:t>
+      </w:r>
+    </w:p>
+    <w:p>
+      <w:pPr>
+        <w:spacing w:before="0" w:after="80"/>
+        <w:jc w:val="center"/>
+      </w:pPr>
+      <w:r>
+        <w:rPr>
+          <w:rFonts w:ascii="宋体" w:hAnsi="宋体" w:eastAsia="宋体"/>
+          <w:b w:val="0"/>
+          <w:sz w:val="24"/>
+        </w:rPr>
+        <w:t>编制团队：SRA2026-G10 项目组</w:t>
+      </w:r>
+    </w:p>
+    <w:p>
+      <w:pPr>
+        <w:spacing w:before="0" w:after="0"/>
+        <w:jc w:val="center"/>
+      </w:pPr>
+      <w:r>
+        <w:rPr>
+          <w:rFonts w:ascii="宋体" w:hAnsi="宋体" w:eastAsia="宋体"/>
+          <w:b w:val="0"/>
+          <w:color w:val="666666"/>
+          <w:sz w:val="21"/>
+        </w:rPr>
+        <w:t>适用范围：软件需求工程课程项目交付文档</w:t>
+      </w:r>
+    </w:p>
+    <w:p>
+      <w:pPr>
+        <w:spacing w:before="480" w:after="0"/>
+        <w:jc w:val="center"/>
+      </w:pPr>
+      <w:r>
+        <w:rPr>
+          <w:rFonts w:ascii="宋体" w:hAnsi="宋体" w:eastAsia="宋体"/>
+          <w:b w:val="0"/>
+          <w:color w:val="666666"/>
+          <w:sz w:val="18"/>
+        </w:rPr>
+        <w:t>依据：SRS、RG、UG、UC、PT、设计、测试、评审与配置管理基线材料</w:t>
+      </w:r>
+    </w:p>
+    <w:p>
+      <w:pPr>
+        <w:spacing w:after="0"/>
+      </w:pPr>
+      <w:r>
+        <w:br w:type="page"/>
       </w:r>
     </w:p>
     <w:bookmarkStart w:id="11" w:name="用户群识别-user-group-identification"/>
@@ -39,6 +221,1243 @@
       </w:r>
       <w:r>
         <w:t xml:space="preserve"> (User Group Identification)</w:t>
+      </w:r>
+    </w:p>
+    <w:bookmarkStart w:id="10" w:name="识别的用户群"/>
+    <w:p>
+      <w:pPr>
+        <w:pStyle w:val="SourceCode"/>
+      </w:pPr>
+      <w:r>
+        <w:rPr>
+          <w:rStyle w:val="VerbatimChar"/>
+          <w:rFonts w:hint="eastAsia"/>
+        </w:rPr>
+        <w:t xml:space="preserve">用户群</w:t>
+      </w:r>
+      <w:r>
+        <w:br/>
+      </w:r>
+      <w:r>
+        <w:rPr>
+          <w:rStyle w:val="VerbatimChar"/>
+        </w:rPr>
+        <w:t xml:space="preserve">├── </w:t>
+      </w:r>
+      <w:r>
+        <w:rPr>
+          <w:rStyle w:val="VerbatimChar"/>
+          <w:rFonts w:hint="eastAsia"/>
+        </w:rPr>
+        <w:t xml:space="preserve">核心用户群（高频使用者）</w:t>
+      </w:r>
+      <w:r>
+        <w:br/>
+      </w:r>
+      <w:r>
+        <w:rPr>
+          <w:rStyle w:val="VerbatimChar"/>
+        </w:rPr>
+        <w:t xml:space="preserve">│   ├── UG-01: </w:t>
+      </w:r>
+      <w:r>
+        <w:rPr>
+          <w:rStyle w:val="VerbatimChar"/>
+          <w:rFonts w:hint="eastAsia"/>
+        </w:rPr>
+        <w:t xml:space="preserve">在校本科生</w:t>
+      </w:r>
+      <w:r>
+        <w:br/>
+      </w:r>
+      <w:r>
+        <w:rPr>
+          <w:rStyle w:val="VerbatimChar"/>
+        </w:rPr>
+        <w:t xml:space="preserve">│   ├── UG-02: </w:t>
+      </w:r>
+      <w:r>
+        <w:rPr>
+          <w:rStyle w:val="VerbatimChar"/>
+          <w:rFonts w:hint="eastAsia"/>
+        </w:rPr>
+        <w:t xml:space="preserve">在校研究生</w:t>
+      </w:r>
+      <w:r>
+        <w:br/>
+      </w:r>
+      <w:r>
+        <w:rPr>
+          <w:rStyle w:val="VerbatimChar"/>
+        </w:rPr>
+        <w:t xml:space="preserve">│   ├── UG-03: </w:t>
+      </w:r>
+      <w:r>
+        <w:rPr>
+          <w:rStyle w:val="VerbatimChar"/>
+          <w:rFonts w:hint="eastAsia"/>
+        </w:rPr>
+        <w:t xml:space="preserve">任课教师</w:t>
+      </w:r>
+      <w:r>
+        <w:br/>
+      </w:r>
+      <w:r>
+        <w:rPr>
+          <w:rStyle w:val="VerbatimChar"/>
+        </w:rPr>
+        <w:t xml:space="preserve">│   └── UG-04: </w:t>
+      </w:r>
+      <w:r>
+        <w:rPr>
+          <w:rStyle w:val="VerbatimChar"/>
+          <w:rFonts w:hint="eastAsia"/>
+        </w:rPr>
+        <w:t xml:space="preserve">辅导员</w:t>
+      </w:r>
+      <w:r>
+        <w:br/>
+      </w:r>
+      <w:r>
+        <w:rPr>
+          <w:rStyle w:val="VerbatimChar"/>
+        </w:rPr>
+        <w:t xml:space="preserve">├── </w:t>
+      </w:r>
+      <w:r>
+        <w:rPr>
+          <w:rStyle w:val="VerbatimChar"/>
+          <w:rFonts w:hint="eastAsia"/>
+        </w:rPr>
+        <w:t xml:space="preserve">常规用户群（中等频率使用者）</w:t>
+      </w:r>
+      <w:r>
+        <w:br/>
+      </w:r>
+      <w:r>
+        <w:rPr>
+          <w:rStyle w:val="VerbatimChar"/>
+        </w:rPr>
+        <w:t xml:space="preserve">│   ├── UG-05: </w:t>
+      </w:r>
+      <w:r>
+        <w:rPr>
+          <w:rStyle w:val="VerbatimChar"/>
+          <w:rFonts w:hint="eastAsia"/>
+        </w:rPr>
+        <w:t xml:space="preserve">行政管理人员</w:t>
+      </w:r>
+      <w:r>
+        <w:br/>
+      </w:r>
+      <w:r>
+        <w:rPr>
+          <w:rStyle w:val="VerbatimChar"/>
+        </w:rPr>
+        <w:t xml:space="preserve">│   └── UG-06: </w:t>
+      </w:r>
+      <w:r>
+        <w:rPr>
+          <w:rStyle w:val="VerbatimChar"/>
+          <w:rFonts w:hint="eastAsia"/>
+        </w:rPr>
+        <w:t xml:space="preserve">后勤服务人员</w:t>
+      </w:r>
+      <w:r>
+        <w:br/>
+      </w:r>
+      <w:r>
+        <w:rPr>
+          <w:rStyle w:val="VerbatimChar"/>
+        </w:rPr>
+        <w:t xml:space="preserve">└── </w:t>
+      </w:r>
+      <w:r>
+        <w:rPr>
+          <w:rStyle w:val="VerbatimChar"/>
+          <w:rFonts w:hint="eastAsia"/>
+        </w:rPr>
+        <w:t xml:space="preserve">外围用户群（低频使用者）</w:t>
+      </w:r>
+      <w:r>
+        <w:br/>
+      </w:r>
+      <w:r>
+        <w:rPr>
+          <w:rStyle w:val="VerbatimChar"/>
+        </w:rPr>
+        <w:t xml:space="preserve">    ├── UG-07: </w:t>
+      </w:r>
+      <w:r>
+        <w:rPr>
+          <w:rStyle w:val="VerbatimChar"/>
+          <w:rFonts w:hint="eastAsia"/>
+        </w:rPr>
+        <w:t xml:space="preserve">学生家长</w:t>
+      </w:r>
+      <w:r>
+        <w:br/>
+      </w:r>
+      <w:r>
+        <w:rPr>
+          <w:rStyle w:val="VerbatimChar"/>
+        </w:rPr>
+        <w:t xml:space="preserve">    ├── UG-08: </w:t>
+      </w:r>
+      <w:r>
+        <w:rPr>
+          <w:rStyle w:val="VerbatimChar"/>
+          <w:rFonts w:hint="eastAsia"/>
+        </w:rPr>
+        <w:t xml:space="preserve">考生（高考/考研）</w:t>
+      </w:r>
+      <w:r>
+        <w:br/>
+      </w:r>
+      <w:r>
+        <w:rPr>
+          <w:rStyle w:val="VerbatimChar"/>
+        </w:rPr>
+        <w:t xml:space="preserve">    └── UG-09: </w:t>
+      </w:r>
+      <w:r>
+        <w:rPr>
+          <w:rStyle w:val="VerbatimChar"/>
+          <w:rFonts w:hint="eastAsia"/>
+        </w:rPr>
+        <w:t xml:space="preserve">校外访客</w:t>
+      </w:r>
+    </w:p>
+    <w:p>
+      <w:r>
+        <w:pict>
+          <v:rect style="width:0;height:1.5pt" o:hralign="center" o:hrstd="t" o:hr="t"/>
+        </w:pict>
+      </w:r>
+    </w:p>
+    <w:bookmarkEnd w:id="11"/>
+    <w:bookmarkStart w:id="15" w:name="用户代表识别与确认"/>
+    <w:p>
+      <w:pPr>
+        <w:pStyle w:val="Heading3"/>
+      </w:pPr>
+      <w:r>
+        <w:t xml:space="preserve">2.1 </w:t>
+      </w:r>
+      <w:r>
+        <w:rPr>
+          <w:rFonts w:hint="eastAsia"/>
+        </w:rPr>
+        <w:t xml:space="preserve">用户代表列表</w:t>
+      </w:r>
+    </w:p>
+    <w:bookmarkStart w:id="13" w:name="用户代表职责说明"/>
+    <w:bookmarkStart w:id="14" w:name="邀请与确认记录"/>
+    <w:p>
+      <w:r>
+        <w:pict>
+          <v:rect style="width:0;height:1.5pt" o:hralign="center" o:hrstd="t" o:hr="t"/>
+        </w:pict>
+      </w:r>
+    </w:p>
+    <w:bookmarkEnd w:id="15"/>
+    <w:bookmarkStart w:id="20" w:name="用户群与用户代表分类"/>
+    <w:p>
+      <w:pPr>
+        <w:pStyle w:val="Heading3"/>
+      </w:pPr>
+      <w:r>
+        <w:t xml:space="preserve">3.1 </w:t>
+      </w:r>
+      <w:r>
+        <w:rPr>
+          <w:rFonts w:hint="eastAsia"/>
+        </w:rPr>
+        <w:t xml:space="preserve">按系统交互频率分类</w:t>
+      </w:r>
+    </w:p>
+    <w:bookmarkStart w:id="17" w:name="按技术能力分类"/>
+    <w:bookmarkStart w:id="18" w:name="按权限层级分类"/>
+    <w:bookmarkStart w:id="19" w:name="按需求优先级分类"/>
+    <w:p>
+      <w:r>
+        <w:pict>
+          <v:rect style="width:0;height:1.5pt" o:hralign="center" o:hrstd="t" o:hr="t"/>
+        </w:pict>
+      </w:r>
+    </w:p>
+    <w:bookmarkEnd w:id="20"/>
+    <w:bookmarkStart w:id="23" w:name="用户画像-user-personas"/>
+    <w:p>
+      <w:pPr>
+        <w:pStyle w:val="Heading3"/>
+      </w:pPr>
+      <w:r>
+        <w:t xml:space="preserve">4.1 </w:t>
+      </w:r>
+      <w:r>
+        <w:rPr>
+          <w:rFonts w:hint="eastAsia"/>
+        </w:rPr>
+        <w:t xml:space="preserve">主要用户画像</w:t>
+      </w:r>
+      <w:r>
+        <w:t xml:space="preserve"> — </w:t>
+      </w:r>
+      <w:r>
+        <w:rPr>
+          <w:rFonts w:hint="eastAsia"/>
+        </w:rPr>
+        <w:t xml:space="preserve">张同学（本科生代表）</w:t>
+      </w:r>
+    </w:p>
+    <w:bookmarkStart w:id="22" w:name="主要用户画像-孙老师行政人员代表"/>
+    <w:p>
+      <w:pPr>
+        <w:pStyle w:val="SourceCode"/>
+      </w:pPr>
+      <w:r>
+        <w:rPr>
+          <w:rStyle w:val="VerbatimChar"/>
+          <w:rFonts w:hint="eastAsia"/>
+        </w:rPr>
+        <w:t xml:space="preserve">姓名:</w:t>
+      </w:r>
+      <w:r>
+        <w:rPr>
+          <w:rStyle w:val="VerbatimChar"/>
+        </w:rPr>
+        <w:t xml:space="preserve"> </w:t>
+      </w:r>
+      <w:r>
+        <w:rPr>
+          <w:rStyle w:val="VerbatimChar"/>
+          <w:rFonts w:hint="eastAsia"/>
+        </w:rPr>
+        <w:t xml:space="preserve">孙老师</w:t>
+      </w:r>
+      <w:r>
+        <w:rPr>
+          <w:rStyle w:val="VerbatimChar"/>
+        </w:rPr>
+        <w:t xml:space="preserve">               </w:t>
+      </w:r>
+      <w:r>
+        <w:rPr>
+          <w:rStyle w:val="VerbatimChar"/>
+          <w:rFonts w:hint="eastAsia"/>
+        </w:rPr>
+        <w:t xml:space="preserve">年龄:</w:t>
+      </w:r>
+      <w:r>
+        <w:rPr>
+          <w:rStyle w:val="VerbatimChar"/>
+        </w:rPr>
+        <w:t xml:space="preserve"> </w:t>
+      </w:r>
+      <w:r>
+        <w:rPr>
+          <w:rStyle w:val="VerbatimChar"/>
+          <w:rFonts w:hint="eastAsia"/>
+        </w:rPr>
+        <w:t xml:space="preserve">42岁</w:t>
+      </w:r>
+      <w:r>
+        <w:br/>
+      </w:r>
+      <w:r>
+        <w:rPr>
+          <w:rStyle w:val="VerbatimChar"/>
+          <w:rFonts w:hint="eastAsia"/>
+        </w:rPr>
+        <w:t xml:space="preserve">部门:</w:t>
+      </w:r>
+      <w:r>
+        <w:rPr>
+          <w:rStyle w:val="VerbatimChar"/>
+        </w:rPr>
+        <w:t xml:space="preserve"> </w:t>
+      </w:r>
+      <w:r>
+        <w:rPr>
+          <w:rStyle w:val="VerbatimChar"/>
+          <w:rFonts w:hint="eastAsia"/>
+        </w:rPr>
+        <w:t xml:space="preserve">教务处教务管理科</w:t>
+      </w:r>
+      <w:r>
+        <w:rPr>
+          <w:rStyle w:val="VerbatimChar"/>
+        </w:rPr>
+        <w:t xml:space="preserve">       </w:t>
+      </w:r>
+      <w:r>
+        <w:rPr>
+          <w:rStyle w:val="VerbatimChar"/>
+          <w:rFonts w:hint="eastAsia"/>
+        </w:rPr>
+        <w:t xml:space="preserve">职务:</w:t>
+      </w:r>
+      <w:r>
+        <w:rPr>
+          <w:rStyle w:val="VerbatimChar"/>
+        </w:rPr>
+        <w:t xml:space="preserve"> </w:t>
+      </w:r>
+      <w:r>
+        <w:rPr>
+          <w:rStyle w:val="VerbatimChar"/>
+          <w:rFonts w:hint="eastAsia"/>
+        </w:rPr>
+        <w:t xml:space="preserve">科长</w:t>
+      </w:r>
+      <w:r>
+        <w:br/>
+      </w:r>
+      <w:r>
+        <w:rPr>
+          <w:rStyle w:val="VerbatimChar"/>
+          <w:rFonts w:hint="eastAsia"/>
+        </w:rPr>
+        <w:t xml:space="preserve">技术能力:</w:t>
+      </w:r>
+      <w:r>
+        <w:rPr>
+          <w:rStyle w:val="VerbatimChar"/>
+        </w:rPr>
+        <w:t xml:space="preserve"> </w:t>
+      </w:r>
+      <w:r>
+        <w:rPr>
+          <w:rStyle w:val="VerbatimChar"/>
+          <w:rFonts w:hint="eastAsia"/>
+        </w:rPr>
+        <w:t xml:space="preserve">基本办公软件</w:t>
+      </w:r>
+      <w:r>
+        <w:rPr>
+          <w:rStyle w:val="VerbatimChar"/>
+        </w:rPr>
+        <w:t xml:space="preserve">        </w:t>
+      </w:r>
+      <w:r>
+        <w:rPr>
+          <w:rStyle w:val="VerbatimChar"/>
+          <w:rFonts w:hint="eastAsia"/>
+        </w:rPr>
+        <w:t xml:space="preserve">设备:</w:t>
+      </w:r>
+      <w:r>
+        <w:rPr>
+          <w:rStyle w:val="VerbatimChar"/>
+        </w:rPr>
+        <w:t xml:space="preserve"> </w:t>
+      </w:r>
+      <w:r>
+        <w:rPr>
+          <w:rStyle w:val="VerbatimChar"/>
+          <w:rFonts w:hint="eastAsia"/>
+        </w:rPr>
+        <w:t xml:space="preserve">电脑为主</w:t>
+      </w:r>
+      <w:r>
+        <w:br/>
+      </w:r>
+      <w:r>
+        <w:br/>
+      </w:r>
+      <w:r>
+        <w:rPr>
+          <w:rStyle w:val="VerbatimChar"/>
+          <w:rFonts w:hint="eastAsia"/>
+        </w:rPr>
+        <w:t xml:space="preserve">典型场景:</w:t>
+      </w:r>
+      <w:r>
+        <w:br/>
+      </w:r>
+      <w:r>
+        <w:rPr>
+          <w:rStyle w:val="VerbatimChar"/>
+        </w:rPr>
+        <w:t xml:space="preserve">• </w:t>
+      </w:r>
+      <w:r>
+        <w:rPr>
+          <w:rStyle w:val="VerbatimChar"/>
+          <w:rFonts w:hint="eastAsia"/>
+        </w:rPr>
+        <w:t xml:space="preserve">每天回答大量重复性咨询问题（学生、教师、家长）</w:t>
+      </w:r>
+      <w:r>
+        <w:br/>
+      </w:r>
+      <w:r>
+        <w:rPr>
+          <w:rStyle w:val="VerbatimChar"/>
+        </w:rPr>
+        <w:t xml:space="preserve">• </w:t>
+      </w:r>
+      <w:r>
+        <w:rPr>
+          <w:rStyle w:val="VerbatimChar"/>
+          <w:rFonts w:hint="eastAsia"/>
+        </w:rPr>
+        <w:t xml:space="preserve">需要发布新的规章制度和办事流程</w:t>
+      </w:r>
+      <w:r>
+        <w:br/>
+      </w:r>
+      <w:r>
+        <w:rPr>
+          <w:rStyle w:val="VerbatimChar"/>
+        </w:rPr>
+        <w:t xml:space="preserve">• </w:t>
+      </w:r>
+      <w:r>
+        <w:rPr>
+          <w:rStyle w:val="VerbatimChar"/>
+          <w:rFonts w:hint="eastAsia"/>
+        </w:rPr>
+        <w:t xml:space="preserve">希望通过数据分析了解师生咨询热点</w:t>
+      </w:r>
+      <w:r>
+        <w:br/>
+      </w:r>
+      <w:r>
+        <w:br/>
+      </w:r>
+      <w:r>
+        <w:rPr>
+          <w:rStyle w:val="VerbatimChar"/>
+          <w:rFonts w:hint="eastAsia"/>
+        </w:rPr>
+        <w:t xml:space="preserve">痛点:</w:t>
+      </w:r>
+      <w:r>
+        <w:br/>
+      </w:r>
+      <w:r>
+        <w:rPr>
+          <w:rStyle w:val="VerbatimChar"/>
+        </w:rPr>
+        <w:t xml:space="preserve">• </w:t>
+      </w:r>
+      <w:r>
+        <w:rPr>
+          <w:rStyle w:val="VerbatimChar"/>
+          <w:rFonts w:hint="eastAsia"/>
+        </w:rPr>
+        <w:t xml:space="preserve">大量重复性问题占据工作时间</w:t>
+      </w:r>
+      <w:r>
+        <w:br/>
+      </w:r>
+      <w:r>
+        <w:rPr>
+          <w:rStyle w:val="VerbatimChar"/>
+        </w:rPr>
+        <w:t xml:space="preserve">• </w:t>
+      </w:r>
+      <w:r>
+        <w:rPr>
+          <w:rStyle w:val="VerbatimChar"/>
+          <w:rFonts w:hint="eastAsia"/>
+        </w:rPr>
+        <w:t xml:space="preserve">师生经常因信息不明确多次往返</w:t>
+      </w:r>
+      <w:r>
+        <w:br/>
+      </w:r>
+      <w:r>
+        <w:rPr>
+          <w:rStyle w:val="VerbatimChar"/>
+        </w:rPr>
+        <w:t xml:space="preserve">• </w:t>
+      </w:r>
+      <w:r>
+        <w:rPr>
+          <w:rStyle w:val="VerbatimChar"/>
+          <w:rFonts w:hint="eastAsia"/>
+        </w:rPr>
+        <w:t xml:space="preserve">缺乏有效的知识沉淀和共享机制</w:t>
+      </w:r>
+      <w:r>
+        <w:br/>
+      </w:r>
+      <w:r>
+        <w:br/>
+      </w:r>
+      <w:r>
+        <w:rPr>
+          <w:rStyle w:val="VerbatimChar"/>
+          <w:rFonts w:hint="eastAsia"/>
+        </w:rPr>
+        <w:t xml:space="preserve">期望:</w:t>
+      </w:r>
+      <w:r>
+        <w:br/>
+      </w:r>
+      <w:r>
+        <w:rPr>
+          <w:rStyle w:val="VerbatimChar"/>
+          <w:rFonts w:hint="eastAsia"/>
+        </w:rPr>
+        <w:t xml:space="preserve">"希望机器人能分担大部分常见问题，我只处理复杂特殊情况"</w:t>
+      </w:r>
+    </w:p>
+    <w:p>
+      <w:r>
+        <w:pict>
+          <v:rect style="width:0;height:1.5pt" o:hralign="center" o:hrstd="t" o:hr="t"/>
+        </w:pict>
+      </w:r>
+    </w:p>
+    <w:bookmarkEnd w:id="23"/>
+    <w:bookmarkStart w:id="24" w:name="确认签字"/>
+    <w:tbl>
+      <w:tblPr>
+        <w:tblStyle w:val="Table"/>
+        <w:tblW w:type="auto" w:w="0"/>
+        <w:tblLook w:firstRow="1" w:lastRow="0" w:firstColumn="0" w:lastColumn="0" w:noHBand="0" w:noVBand="0" w:val="0020"/>
+      </w:tblPr>
+      <w:tblGrid>
+        <w:gridCol w:w="1584"/>
+        <w:gridCol w:w="1584"/>
+        <w:gridCol w:w="1584"/>
+        <w:gridCol w:w="1584"/>
+        <w:gridCol w:w="1584"/>
+      </w:tblGrid>
+      <w:tr>
+        <w:trPr>
+          <w:tblHeader w:val="on"/>
+        </w:trPr>
+        <w:tc>
+          <w:tcPr/>
+          <w:p>
+            <w:pPr>
+              <w:pStyle w:val="Compact"/>
+            </w:pPr>
+            <w:r>
+              <w:rPr>
+                <w:rFonts w:hint="eastAsia"/>
+              </w:rPr>
+              <w:t xml:space="preserve">角色</w:t>
+            </w:r>
+          </w:p>
+        </w:tc>
+        <w:tc>
+          <w:tcPr/>
+          <w:p>
+            <w:pPr>
+              <w:pStyle w:val="Compact"/>
+            </w:pPr>
+            <w:r>
+              <w:rPr>
+                <w:rFonts w:hint="eastAsia"/>
+              </w:rPr>
+              <w:t xml:space="preserve">姓名</w:t>
+            </w:r>
+          </w:p>
+        </w:tc>
+        <w:tc>
+          <w:tcPr/>
+          <w:p>
+            <w:pPr>
+              <w:pStyle w:val="Compact"/>
+            </w:pPr>
+            <w:r>
+              <w:rPr>
+                <w:rFonts w:hint="eastAsia"/>
+              </w:rPr>
+              <w:t xml:space="preserve">职责</w:t>
+            </w:r>
+          </w:p>
+        </w:tc>
+        <w:tc>
+          <w:tcPr/>
+          <w:p>
+            <w:pPr>
+              <w:pStyle w:val="Compact"/>
+            </w:pPr>
+            <w:r>
+              <w:rPr>
+                <w:rFonts w:hint="eastAsia"/>
+              </w:rPr>
+              <w:t xml:space="preserve">签字</w:t>
+            </w:r>
+          </w:p>
+        </w:tc>
+        <w:tc>
+          <w:tcPr/>
+          <w:p>
+            <w:pPr>
+              <w:pStyle w:val="Compact"/>
+            </w:pPr>
+            <w:r>
+              <w:rPr>
+                <w:rFonts w:hint="eastAsia"/>
+              </w:rPr>
+              <w:t xml:space="preserve">日期</w:t>
+            </w:r>
+          </w:p>
+        </w:tc>
+      </w:tr>
+      <w:tr>
+        <w:tc>
+          <w:tcPr/>
+          <w:p>
+            <w:pPr>
+              <w:pStyle w:val="Compact"/>
+            </w:pPr>
+            <w:r>
+              <w:rPr>
+                <w:rFonts w:hint="eastAsia"/>
+              </w:rPr>
+              <w:t xml:space="preserve">项目负责人</w:t>
+            </w:r>
+          </w:p>
+        </w:tc>
+        <w:tc>
+          <w:tcPr/>
+          <w:p>
+            <w:pPr>
+              <w:pStyle w:val="Compact"/>
+            </w:pPr>
+            <w:r>
+              <w:t xml:space="preserve">___________</w:t>
+            </w:r>
+          </w:p>
+        </w:tc>
+        <w:tc>
+          <w:tcPr/>
+          <w:p>
+            <w:pPr>
+              <w:pStyle w:val="Compact"/>
+            </w:pPr>
+            <w:r>
+              <w:rPr>
+                <w:rFonts w:hint="eastAsia"/>
+              </w:rPr>
+              <w:t xml:space="preserve">统筹项目管理</w:t>
+            </w:r>
+          </w:p>
+        </w:tc>
+        <w:tc>
+          <w:tcPr/>
+          <w:p>
+            <w:pPr>
+              <w:pStyle w:val="Compact"/>
+            </w:pPr>
+          </w:p>
+        </w:tc>
+        <w:tc>
+          <w:tcPr/>
+          <w:p>
+            <w:pPr>
+              <w:pStyle w:val="Compact"/>
+            </w:pPr>
+          </w:p>
+        </w:tc>
+      </w:tr>
+      <w:tr>
+        <w:tc>
+          <w:tcPr/>
+          <w:p>
+            <w:pPr>
+              <w:pStyle w:val="Compact"/>
+            </w:pPr>
+            <w:r>
+              <w:rPr>
+                <w:rFonts w:hint="eastAsia"/>
+              </w:rPr>
+              <w:t xml:space="preserve">需求分析师</w:t>
+            </w:r>
+          </w:p>
+        </w:tc>
+        <w:tc>
+          <w:tcPr/>
+          <w:p>
+            <w:pPr>
+              <w:pStyle w:val="Compact"/>
+            </w:pPr>
+            <w:r>
+              <w:t xml:space="preserve">___________</w:t>
+            </w:r>
+          </w:p>
+        </w:tc>
+        <w:tc>
+          <w:tcPr/>
+          <w:p>
+            <w:pPr>
+              <w:pStyle w:val="Compact"/>
+            </w:pPr>
+            <w:r>
+              <w:rPr>
+                <w:rFonts w:hint="eastAsia"/>
+              </w:rPr>
+              <w:t xml:space="preserve">用户需求获取与分析</w:t>
+            </w:r>
+          </w:p>
+        </w:tc>
+        <w:tc>
+          <w:tcPr/>
+          <w:p>
+            <w:pPr>
+              <w:pStyle w:val="Compact"/>
+            </w:pPr>
+          </w:p>
+        </w:tc>
+        <w:tc>
+          <w:tcPr/>
+          <w:p>
+            <w:pPr>
+              <w:pStyle w:val="Compact"/>
+            </w:pPr>
+          </w:p>
+        </w:tc>
+      </w:tr>
+      <w:tr>
+        <w:tc>
+          <w:tcPr/>
+          <w:p>
+            <w:pPr>
+              <w:pStyle w:val="Compact"/>
+            </w:pPr>
+            <w:r>
+              <w:rPr>
+                <w:rFonts w:hint="eastAsia"/>
+              </w:rPr>
+              <w:t xml:space="preserve">本科生代表</w:t>
+            </w:r>
+          </w:p>
+        </w:tc>
+        <w:tc>
+          <w:tcPr/>
+          <w:p>
+            <w:pPr>
+              <w:pStyle w:val="Compact"/>
+            </w:pPr>
+            <w:r>
+              <w:rPr>
+                <w:rFonts w:hint="eastAsia"/>
+              </w:rPr>
+              <w:t xml:space="preserve">张同学</w:t>
+            </w:r>
+          </w:p>
+        </w:tc>
+        <w:tc>
+          <w:tcPr/>
+          <w:p>
+            <w:pPr>
+              <w:pStyle w:val="Compact"/>
+            </w:pPr>
+            <w:r>
+              <w:rPr>
+                <w:rFonts w:hint="eastAsia"/>
+              </w:rPr>
+              <w:t xml:space="preserve">反映本科生需求</w:t>
+            </w:r>
+          </w:p>
+        </w:tc>
+        <w:tc>
+          <w:tcPr/>
+          <w:p>
+            <w:pPr>
+              <w:pStyle w:val="Compact"/>
+            </w:pPr>
+          </w:p>
+        </w:tc>
+        <w:tc>
+          <w:tcPr/>
+          <w:p>
+            <w:pPr>
+              <w:pStyle w:val="Compact"/>
+            </w:pPr>
+          </w:p>
+        </w:tc>
+      </w:tr>
+      <w:tr>
+        <w:tc>
+          <w:tcPr/>
+          <w:p>
+            <w:pPr>
+              <w:pStyle w:val="Compact"/>
+            </w:pPr>
+            <w:r>
+              <w:rPr>
+                <w:rFonts w:hint="eastAsia"/>
+              </w:rPr>
+              <w:t xml:space="preserve">研究生代表</w:t>
+            </w:r>
+          </w:p>
+        </w:tc>
+        <w:tc>
+          <w:tcPr/>
+          <w:p>
+            <w:pPr>
+              <w:pStyle w:val="Compact"/>
+            </w:pPr>
+            <w:r>
+              <w:rPr>
+                <w:rFonts w:hint="eastAsia"/>
+              </w:rPr>
+              <w:t xml:space="preserve">李同学</w:t>
+            </w:r>
+          </w:p>
+        </w:tc>
+        <w:tc>
+          <w:tcPr/>
+          <w:p>
+            <w:pPr>
+              <w:pStyle w:val="Compact"/>
+            </w:pPr>
+            <w:r>
+              <w:rPr>
+                <w:rFonts w:hint="eastAsia"/>
+              </w:rPr>
+              <w:t xml:space="preserve">反映研究生需求</w:t>
+            </w:r>
+          </w:p>
+        </w:tc>
+        <w:tc>
+          <w:tcPr/>
+          <w:p>
+            <w:pPr>
+              <w:pStyle w:val="Compact"/>
+            </w:pPr>
+          </w:p>
+        </w:tc>
+        <w:tc>
+          <w:tcPr/>
+          <w:p>
+            <w:pPr>
+              <w:pStyle w:val="Compact"/>
+            </w:pPr>
+          </w:p>
+        </w:tc>
+      </w:tr>
+      <w:tr>
+        <w:tc>
+          <w:tcPr/>
+          <w:p>
+            <w:pPr>
+              <w:pStyle w:val="Compact"/>
+            </w:pPr>
+            <w:r>
+              <w:rPr>
+                <w:rFonts w:hint="eastAsia"/>
+              </w:rPr>
+              <w:t xml:space="preserve">教师代表</w:t>
+            </w:r>
+          </w:p>
+        </w:tc>
+        <w:tc>
+          <w:tcPr/>
+          <w:p>
+            <w:pPr>
+              <w:pStyle w:val="Compact"/>
+            </w:pPr>
+            <w:r>
+              <w:rPr>
+                <w:rFonts w:hint="eastAsia"/>
+              </w:rPr>
+              <w:t xml:space="preserve">王教授</w:t>
+            </w:r>
+          </w:p>
+        </w:tc>
+        <w:tc>
+          <w:tcPr/>
+          <w:p>
+            <w:pPr>
+              <w:pStyle w:val="Compact"/>
+            </w:pPr>
+            <w:r>
+              <w:rPr>
+                <w:rFonts w:hint="eastAsia"/>
+              </w:rPr>
+              <w:t xml:space="preserve">反映教师需求</w:t>
+            </w:r>
+          </w:p>
+        </w:tc>
+        <w:tc>
+          <w:tcPr/>
+          <w:p>
+            <w:pPr>
+              <w:pStyle w:val="Compact"/>
+            </w:pPr>
+          </w:p>
+        </w:tc>
+        <w:tc>
+          <w:tcPr/>
+          <w:p>
+            <w:pPr>
+              <w:pStyle w:val="Compact"/>
+            </w:pPr>
+          </w:p>
+        </w:tc>
+      </w:tr>
+      <w:tr>
+        <w:tc>
+          <w:tcPr/>
+          <w:p>
+            <w:pPr>
+              <w:pStyle w:val="Compact"/>
+            </w:pPr>
+            <w:r>
+              <w:rPr>
+                <w:rFonts w:hint="eastAsia"/>
+              </w:rPr>
+              <w:t xml:space="preserve">辅导员代表</w:t>
+            </w:r>
+          </w:p>
+        </w:tc>
+        <w:tc>
+          <w:tcPr/>
+          <w:p>
+            <w:pPr>
+              <w:pStyle w:val="Compact"/>
+            </w:pPr>
+            <w:r>
+              <w:rPr>
+                <w:rFonts w:hint="eastAsia"/>
+              </w:rPr>
+              <w:t xml:space="preserve">赵老师</w:t>
+            </w:r>
+          </w:p>
+        </w:tc>
+        <w:tc>
+          <w:tcPr/>
+          <w:p>
+            <w:pPr>
+              <w:pStyle w:val="Compact"/>
+            </w:pPr>
+            <w:r>
+              <w:rPr>
+                <w:rFonts w:hint="eastAsia"/>
+              </w:rPr>
+              <w:t xml:space="preserve">反映辅导员需求</w:t>
+            </w:r>
+          </w:p>
+        </w:tc>
+        <w:tc>
+          <w:tcPr/>
+          <w:p>
+            <w:pPr>
+              <w:pStyle w:val="Compact"/>
+            </w:pPr>
+          </w:p>
+        </w:tc>
+        <w:tc>
+          <w:tcPr/>
+          <w:p>
+            <w:pPr>
+              <w:pStyle w:val="Compact"/>
+            </w:pPr>
+          </w:p>
+        </w:tc>
+      </w:tr>
+      <w:tr>
+        <w:tc>
+          <w:tcPr/>
+          <w:p>
+            <w:pPr>
+              <w:pStyle w:val="Compact"/>
+            </w:pPr>
+            <w:r>
+              <w:rPr>
+                <w:rFonts w:hint="eastAsia"/>
+              </w:rPr>
+              <w:t xml:space="preserve">行政代表</w:t>
+            </w:r>
+          </w:p>
+        </w:tc>
+        <w:tc>
+          <w:tcPr/>
+          <w:p>
+            <w:pPr>
+              <w:pStyle w:val="Compact"/>
+            </w:pPr>
+            <w:r>
+              <w:rPr>
+                <w:rFonts w:hint="eastAsia"/>
+              </w:rPr>
+              <w:t xml:space="preserve">孙老师</w:t>
+            </w:r>
+          </w:p>
+        </w:tc>
+        <w:tc>
+          <w:tcPr/>
+          <w:p>
+            <w:pPr>
+              <w:pStyle w:val="Compact"/>
+            </w:pPr>
+            <w:r>
+              <w:rPr>
+                <w:rFonts w:hint="eastAsia"/>
+              </w:rPr>
+              <w:t xml:space="preserve">反映行政人员需求</w:t>
+            </w:r>
+          </w:p>
+        </w:tc>
+        <w:tc>
+          <w:tcPr/>
+          <w:p>
+            <w:pPr>
+              <w:pStyle w:val="Compact"/>
+            </w:pPr>
+          </w:p>
+        </w:tc>
+        <w:tc>
+          <w:tcPr/>
+          <w:p>
+            <w:pPr>
+              <w:pStyle w:val="Compact"/>
+            </w:pPr>
+          </w:p>
+        </w:tc>
+      </w:tr>
+      <w:tr>
+        <w:tc>
+          <w:tcPr/>
+          <w:p>
+            <w:pPr>
+              <w:pStyle w:val="Compact"/>
+            </w:pPr>
+            <w:r>
+              <w:rPr>
+                <w:rFonts w:hint="eastAsia"/>
+              </w:rPr>
+              <w:t xml:space="preserve">家长代表</w:t>
+            </w:r>
+          </w:p>
+        </w:tc>
+        <w:tc>
+          <w:tcPr/>
+          <w:p>
+            <w:pPr>
+              <w:pStyle w:val="Compact"/>
+            </w:pPr>
+            <w:r>
+              <w:rPr>
+                <w:rFonts w:hint="eastAsia"/>
+              </w:rPr>
+              <w:t xml:space="preserve">刘女士</w:t>
+            </w:r>
+          </w:p>
+        </w:tc>
+        <w:tc>
+          <w:tcPr/>
+          <w:p>
+            <w:pPr>
+              <w:pStyle w:val="Compact"/>
+            </w:pPr>
+            <w:r>
+              <w:rPr>
+                <w:rFonts w:hint="eastAsia"/>
+              </w:rPr>
+              <w:t xml:space="preserve">反映家长需求</w:t>
+            </w:r>
+          </w:p>
+        </w:tc>
+        <w:tc>
+          <w:tcPr/>
+          <w:p>
+            <w:pPr>
+              <w:pStyle w:val="Compact"/>
+            </w:pPr>
+          </w:p>
+        </w:tc>
+        <w:tc>
+          <w:tcPr/>
+          <w:p>
+            <w:pPr>
+              <w:pStyle w:val="Compact"/>
+            </w:pPr>
+          </w:p>
+        </w:tc>
+      </w:tr>
+      <w:tr>
+        <w:tc>
+          <w:tcPr/>
+          <w:p>
+            <w:pPr>
+              <w:pStyle w:val="Compact"/>
+            </w:pPr>
+            <w:r>
+              <w:rPr>
+                <w:rFonts w:hint="eastAsia"/>
+              </w:rPr>
+              <w:t xml:space="preserve">考生代表</w:t>
+            </w:r>
+          </w:p>
+        </w:tc>
+        <w:tc>
+          <w:tcPr/>
+          <w:p>
+            <w:pPr>
+              <w:pStyle w:val="Compact"/>
+            </w:pPr>
+            <w:r>
+              <w:rPr>
+                <w:rFonts w:hint="eastAsia"/>
+              </w:rPr>
+              <w:t xml:space="preserve">陈同学</w:t>
+            </w:r>
+          </w:p>
+        </w:tc>
+        <w:tc>
+          <w:tcPr/>
+          <w:p>
+            <w:pPr>
+              <w:pStyle w:val="Compact"/>
+            </w:pPr>
+            <w:r>
+              <w:rPr>
+                <w:rFonts w:hint="eastAsia"/>
+              </w:rPr>
+              <w:t xml:space="preserve">反映考生/访客需求</w:t>
+            </w:r>
+          </w:p>
+        </w:tc>
+        <w:tc>
+          <w:tcPr/>
+          <w:p>
+            <w:pPr>
+              <w:pStyle w:val="Compact"/>
+            </w:pPr>
+          </w:p>
+        </w:tc>
+        <w:tc>
+          <w:tcPr/>
+          <w:p>
+            <w:pPr>
+              <w:pStyle w:val="Compact"/>
+            </w:pPr>
+          </w:p>
+        </w:tc>
+      </w:tr>
+    </w:tbl>
+    <w:bookmarkEnd w:id="25"/>
+    <w:bookmarkStart w:id="25" w:name="用户群识别用户代表与分类-校务问答机器人"/>
+    <w:p>
+      <w:pPr>
+        <w:pStyle w:val="Heading1"/>
+      </w:pPr>
+      <w:r>
+        <w:rPr>
+          <w:rFonts w:hint="eastAsia"/>
+        </w:rPr>
+        <w:t xml:space="preserve">用户群识别、用户代表与分类</w:t>
+      </w:r>
+      <w:r>
+        <w:t xml:space="preserve"> — </w:t>
+      </w:r>
+      <w:r>
+        <w:rPr>
+          <w:rFonts w:hint="eastAsia"/>
+        </w:rPr>
+        <w:t xml:space="preserve">校务问答机器人</w:t>
       </w:r>
     </w:p>
     <w:bookmarkStart w:id="9" w:name="识别方法与过程"/>
@@ -267,7 +1686,6 @@
       </w:tr>
     </w:tbl>
     <w:bookmarkEnd w:id="9"/>
-    <w:bookmarkStart w:id="10" w:name="识别的用户群"/>
     <w:p>
       <w:pPr>
         <w:pStyle w:val="Heading3"/>
@@ -282,220 +1700,7 @@
         <w:t xml:space="preserve">识别的用户群</w:t>
       </w:r>
     </w:p>
-    <w:p>
-      <w:pPr>
-        <w:pStyle w:val="SourceCode"/>
-      </w:pPr>
-      <w:r>
-        <w:rPr>
-          <w:rStyle w:val="VerbatimChar"/>
-          <w:rFonts w:hint="eastAsia"/>
-        </w:rPr>
-        <w:t xml:space="preserve">用户群</w:t>
-      </w:r>
-      <w:r>
-        <w:br/>
-      </w:r>
-      <w:r>
-        <w:rPr>
-          <w:rStyle w:val="VerbatimChar"/>
-        </w:rPr>
-        <w:t xml:space="preserve">├── </w:t>
-      </w:r>
-      <w:r>
-        <w:rPr>
-          <w:rStyle w:val="VerbatimChar"/>
-          <w:rFonts w:hint="eastAsia"/>
-        </w:rPr>
-        <w:t xml:space="preserve">核心用户群（高频使用者）</w:t>
-      </w:r>
-      <w:r>
-        <w:br/>
-      </w:r>
-      <w:r>
-        <w:rPr>
-          <w:rStyle w:val="VerbatimChar"/>
-        </w:rPr>
-        <w:t xml:space="preserve">│   ├── UG-01: </w:t>
-      </w:r>
-      <w:r>
-        <w:rPr>
-          <w:rStyle w:val="VerbatimChar"/>
-          <w:rFonts w:hint="eastAsia"/>
-        </w:rPr>
-        <w:t xml:space="preserve">在校本科生</w:t>
-      </w:r>
-      <w:r>
-        <w:br/>
-      </w:r>
-      <w:r>
-        <w:rPr>
-          <w:rStyle w:val="VerbatimChar"/>
-        </w:rPr>
-        <w:t xml:space="preserve">│   ├── UG-02: </w:t>
-      </w:r>
-      <w:r>
-        <w:rPr>
-          <w:rStyle w:val="VerbatimChar"/>
-          <w:rFonts w:hint="eastAsia"/>
-        </w:rPr>
-        <w:t xml:space="preserve">在校研究生</w:t>
-      </w:r>
-      <w:r>
-        <w:br/>
-      </w:r>
-      <w:r>
-        <w:rPr>
-          <w:rStyle w:val="VerbatimChar"/>
-        </w:rPr>
-        <w:t xml:space="preserve">│   ├── UG-03: </w:t>
-      </w:r>
-      <w:r>
-        <w:rPr>
-          <w:rStyle w:val="VerbatimChar"/>
-          <w:rFonts w:hint="eastAsia"/>
-        </w:rPr>
-        <w:t xml:space="preserve">任课教师</w:t>
-      </w:r>
-      <w:r>
-        <w:br/>
-      </w:r>
-      <w:r>
-        <w:rPr>
-          <w:rStyle w:val="VerbatimChar"/>
-        </w:rPr>
-        <w:t xml:space="preserve">│   └── UG-04: </w:t>
-      </w:r>
-      <w:r>
-        <w:rPr>
-          <w:rStyle w:val="VerbatimChar"/>
-          <w:rFonts w:hint="eastAsia"/>
-        </w:rPr>
-        <w:t xml:space="preserve">辅导员</w:t>
-      </w:r>
-      <w:r>
-        <w:br/>
-      </w:r>
-      <w:r>
-        <w:rPr>
-          <w:rStyle w:val="VerbatimChar"/>
-        </w:rPr>
-        <w:t xml:space="preserve">├── </w:t>
-      </w:r>
-      <w:r>
-        <w:rPr>
-          <w:rStyle w:val="VerbatimChar"/>
-          <w:rFonts w:hint="eastAsia"/>
-        </w:rPr>
-        <w:t xml:space="preserve">常规用户群（中等频率使用者）</w:t>
-      </w:r>
-      <w:r>
-        <w:br/>
-      </w:r>
-      <w:r>
-        <w:rPr>
-          <w:rStyle w:val="VerbatimChar"/>
-        </w:rPr>
-        <w:t xml:space="preserve">│   ├── UG-05: </w:t>
-      </w:r>
-      <w:r>
-        <w:rPr>
-          <w:rStyle w:val="VerbatimChar"/>
-          <w:rFonts w:hint="eastAsia"/>
-        </w:rPr>
-        <w:t xml:space="preserve">行政管理人员</w:t>
-      </w:r>
-      <w:r>
-        <w:br/>
-      </w:r>
-      <w:r>
-        <w:rPr>
-          <w:rStyle w:val="VerbatimChar"/>
-        </w:rPr>
-        <w:t xml:space="preserve">│   └── UG-06: </w:t>
-      </w:r>
-      <w:r>
-        <w:rPr>
-          <w:rStyle w:val="VerbatimChar"/>
-          <w:rFonts w:hint="eastAsia"/>
-        </w:rPr>
-        <w:t xml:space="preserve">后勤服务人员</w:t>
-      </w:r>
-      <w:r>
-        <w:br/>
-      </w:r>
-      <w:r>
-        <w:rPr>
-          <w:rStyle w:val="VerbatimChar"/>
-        </w:rPr>
-        <w:t xml:space="preserve">└── </w:t>
-      </w:r>
-      <w:r>
-        <w:rPr>
-          <w:rStyle w:val="VerbatimChar"/>
-          <w:rFonts w:hint="eastAsia"/>
-        </w:rPr>
-        <w:t xml:space="preserve">外围用户群（低频使用者）</w:t>
-      </w:r>
-      <w:r>
-        <w:br/>
-      </w:r>
-      <w:r>
-        <w:rPr>
-          <w:rStyle w:val="VerbatimChar"/>
-        </w:rPr>
-        <w:t xml:space="preserve">    ├── UG-07: </w:t>
-      </w:r>
-      <w:r>
-        <w:rPr>
-          <w:rStyle w:val="VerbatimChar"/>
-          <w:rFonts w:hint="eastAsia"/>
-        </w:rPr>
-        <w:t xml:space="preserve">学生家长</w:t>
-      </w:r>
-      <w:r>
-        <w:br/>
-      </w:r>
-      <w:r>
-        <w:rPr>
-          <w:rStyle w:val="VerbatimChar"/>
-        </w:rPr>
-        <w:t xml:space="preserve">    ├── UG-08: </w:t>
-      </w:r>
-      <w:r>
-        <w:rPr>
-          <w:rStyle w:val="VerbatimChar"/>
-          <w:rFonts w:hint="eastAsia"/>
-        </w:rPr>
-        <w:t xml:space="preserve">考生（高考/考研）</w:t>
-      </w:r>
-      <w:r>
-        <w:br/>
-      </w:r>
-      <w:r>
-        <w:rPr>
-          <w:rStyle w:val="VerbatimChar"/>
-        </w:rPr>
-        <w:t xml:space="preserve">    └── UG-09: </w:t>
-      </w:r>
-      <w:r>
-        <w:rPr>
-          <w:rStyle w:val="VerbatimChar"/>
-          <w:rFonts w:hint="eastAsia"/>
-        </w:rPr>
-        <w:t xml:space="preserve">校外访客</w:t>
-      </w:r>
-    </w:p>
-    <w:p>
-      <w:r>
-        <w:pict>
-          <v:rect style="width:0;height:1.5pt" o:hralign="center" o:hrstd="t" o:hr="t"/>
-        </w:pict>
-      </w:r>
-    </w:p>
     <w:bookmarkEnd w:id="10"/>
-    <w:bookmarkEnd w:id="11"/>
-    <w:bookmarkStart w:id="15" w:name="用户代表识别与确认"/>
     <w:p>
       <w:pPr>
         <w:pStyle w:val="Heading2"/>
@@ -511,20 +1716,6 @@
       </w:r>
     </w:p>
     <w:bookmarkStart w:id="12" w:name="用户代表列表"/>
-    <w:p>
-      <w:pPr>
-        <w:pStyle w:val="Heading3"/>
-      </w:pPr>
-      <w:r>
-        <w:t xml:space="preserve">2.1 </w:t>
-      </w:r>
-      <w:r>
-        <w:rPr>
-          <w:rFonts w:hint="eastAsia"/>
-        </w:rPr>
-        <w:t xml:space="preserve">用户代表列表</w:t>
-      </w:r>
-    </w:p>
     <w:tbl>
       <w:tblPr>
         <w:tblStyle w:val="Table"/>
@@ -1212,7 +2403,6 @@
       </w:tr>
     </w:tbl>
     <w:bookmarkEnd w:id="12"/>
-    <w:bookmarkStart w:id="13" w:name="用户代表职责说明"/>
     <w:p>
       <w:pPr>
         <w:pStyle w:val="Heading3"/>
@@ -1432,7 +2622,6 @@
       </w:tr>
     </w:tbl>
     <w:bookmarkEnd w:id="13"/>
-    <w:bookmarkStart w:id="14" w:name="邀请与确认记录"/>
     <w:p>
       <w:pPr>
         <w:pStyle w:val="Heading3"/>
@@ -2047,16 +3236,7 @@
         </w:tc>
       </w:tr>
     </w:tbl>
-    <w:p>
-      <w:r>
-        <w:pict>
-          <v:rect style="width:0;height:1.5pt" o:hralign="center" o:hrstd="t" o:hr="t"/>
-        </w:pict>
-      </w:r>
-    </w:p>
     <w:bookmarkEnd w:id="14"/>
-    <w:bookmarkEnd w:id="15"/>
-    <w:bookmarkStart w:id="20" w:name="用户群与用户代表分类"/>
     <w:p>
       <w:pPr>
         <w:pStyle w:val="Heading2"/>
@@ -2072,20 +3252,6 @@
       </w:r>
     </w:p>
     <w:bookmarkStart w:id="16" w:name="按系统交互频率分类"/>
-    <w:p>
-      <w:pPr>
-        <w:pStyle w:val="Heading3"/>
-      </w:pPr>
-      <w:r>
-        <w:t xml:space="preserve">3.1 </w:t>
-      </w:r>
-      <w:r>
-        <w:rPr>
-          <w:rFonts w:hint="eastAsia"/>
-        </w:rPr>
-        <w:t xml:space="preserve">按系统交互频率分类</w:t>
-      </w:r>
-    </w:p>
     <w:tbl>
       <w:tblPr>
         <w:tblStyle w:val="Table"/>
@@ -2360,7 +3526,6 @@
       </w:tr>
     </w:tbl>
     <w:bookmarkEnd w:id="16"/>
-    <w:bookmarkStart w:id="17" w:name="按技术能力分类"/>
     <w:p>
       <w:pPr>
         <w:pStyle w:val="Heading3"/>
@@ -2573,7 +3738,6 @@
       </w:tr>
     </w:tbl>
     <w:bookmarkEnd w:id="17"/>
-    <w:bookmarkStart w:id="18" w:name="按权限层级分类"/>
     <w:p>
       <w:pPr>
         <w:pStyle w:val="Heading3"/>
@@ -2786,7 +3950,6 @@
       </w:tr>
     </w:tbl>
     <w:bookmarkEnd w:id="18"/>
-    <w:bookmarkStart w:id="19" w:name="按需求优先级分类"/>
     <w:p>
       <w:pPr>
         <w:pStyle w:val="Heading3"/>
@@ -3019,16 +4182,7 @@
         </w:tc>
       </w:tr>
     </w:tbl>
-    <w:p>
-      <w:r>
-        <w:pict>
-          <v:rect style="width:0;height:1.5pt" o:hralign="center" o:hrstd="t" o:hr="t"/>
-        </w:pict>
-      </w:r>
-    </w:p>
     <w:bookmarkEnd w:id="19"/>
-    <w:bookmarkEnd w:id="20"/>
-    <w:bookmarkStart w:id="23" w:name="用户画像-user-personas"/>
     <w:p>
       <w:pPr>
         <w:pStyle w:val="Heading2"/>
@@ -3049,29 +4203,6 @@
     <w:bookmarkStart w:id="21" w:name="主要用户画像-张同学本科生代表"/>
     <w:p>
       <w:pPr>
-        <w:pStyle w:val="Heading3"/>
-      </w:pPr>
-      <w:r>
-        <w:t xml:space="preserve">4.1 </w:t>
-      </w:r>
-      <w:r>
-        <w:rPr>
-          <w:rFonts w:hint="eastAsia"/>
-        </w:rPr>
-        <w:t xml:space="preserve">主要用户画像</w:t>
-      </w:r>
-      <w:r>
-        <w:t xml:space="preserve"> — </w:t>
-      </w:r>
-      <w:r>
-        <w:rPr>
-          <w:rFonts w:hint="eastAsia"/>
-        </w:rPr>
-        <w:t xml:space="preserve">张同学（本科生代表）</w:t>
-      </w:r>
-    </w:p>
-    <w:p>
-      <w:pPr>
         <w:pStyle w:val="SourceCode"/>
       </w:pPr>
       <w:r>
@@ -3381,7 +4512,6 @@
       </w:r>
     </w:p>
     <w:bookmarkEnd w:id="21"/>
-    <w:bookmarkStart w:id="22" w:name="主要用户画像-孙老师行政人员代表"/>
     <w:p>
       <w:pPr>
         <w:pStyle w:val="Heading3"/>
@@ -3405,310 +4535,7 @@
         <w:t xml:space="preserve">孙老师（行政人员代表）</w:t>
       </w:r>
     </w:p>
-    <w:p>
-      <w:pPr>
-        <w:pStyle w:val="SourceCode"/>
-      </w:pPr>
-      <w:r>
-        <w:rPr>
-          <w:rStyle w:val="VerbatimChar"/>
-          <w:rFonts w:hint="eastAsia"/>
-        </w:rPr>
-        <w:t xml:space="preserve">姓名:</w:t>
-      </w:r>
-      <w:r>
-        <w:rPr>
-          <w:rStyle w:val="VerbatimChar"/>
-        </w:rPr>
-        <w:t xml:space="preserve"> </w:t>
-      </w:r>
-      <w:r>
-        <w:rPr>
-          <w:rStyle w:val="VerbatimChar"/>
-          <w:rFonts w:hint="eastAsia"/>
-        </w:rPr>
-        <w:t xml:space="preserve">孙老师</w:t>
-      </w:r>
-      <w:r>
-        <w:rPr>
-          <w:rStyle w:val="VerbatimChar"/>
-        </w:rPr>
-        <w:t xml:space="preserve">               </w:t>
-      </w:r>
-      <w:r>
-        <w:rPr>
-          <w:rStyle w:val="VerbatimChar"/>
-          <w:rFonts w:hint="eastAsia"/>
-        </w:rPr>
-        <w:t xml:space="preserve">年龄:</w:t>
-      </w:r>
-      <w:r>
-        <w:rPr>
-          <w:rStyle w:val="VerbatimChar"/>
-        </w:rPr>
-        <w:t xml:space="preserve"> </w:t>
-      </w:r>
-      <w:r>
-        <w:rPr>
-          <w:rStyle w:val="VerbatimChar"/>
-          <w:rFonts w:hint="eastAsia"/>
-        </w:rPr>
-        <w:t xml:space="preserve">42岁</w:t>
-      </w:r>
-      <w:r>
-        <w:br/>
-      </w:r>
-      <w:r>
-        <w:rPr>
-          <w:rStyle w:val="VerbatimChar"/>
-          <w:rFonts w:hint="eastAsia"/>
-        </w:rPr>
-        <w:t xml:space="preserve">部门:</w:t>
-      </w:r>
-      <w:r>
-        <w:rPr>
-          <w:rStyle w:val="VerbatimChar"/>
-        </w:rPr>
-        <w:t xml:space="preserve"> </w:t>
-      </w:r>
-      <w:r>
-        <w:rPr>
-          <w:rStyle w:val="VerbatimChar"/>
-          <w:rFonts w:hint="eastAsia"/>
-        </w:rPr>
-        <w:t xml:space="preserve">教务处教务管理科</w:t>
-      </w:r>
-      <w:r>
-        <w:rPr>
-          <w:rStyle w:val="VerbatimChar"/>
-        </w:rPr>
-        <w:t xml:space="preserve">       </w:t>
-      </w:r>
-      <w:r>
-        <w:rPr>
-          <w:rStyle w:val="VerbatimChar"/>
-          <w:rFonts w:hint="eastAsia"/>
-        </w:rPr>
-        <w:t xml:space="preserve">职务:</w:t>
-      </w:r>
-      <w:r>
-        <w:rPr>
-          <w:rStyle w:val="VerbatimChar"/>
-        </w:rPr>
-        <w:t xml:space="preserve"> </w:t>
-      </w:r>
-      <w:r>
-        <w:rPr>
-          <w:rStyle w:val="VerbatimChar"/>
-          <w:rFonts w:hint="eastAsia"/>
-        </w:rPr>
-        <w:t xml:space="preserve">科长</w:t>
-      </w:r>
-      <w:r>
-        <w:br/>
-      </w:r>
-      <w:r>
-        <w:rPr>
-          <w:rStyle w:val="VerbatimChar"/>
-          <w:rFonts w:hint="eastAsia"/>
-        </w:rPr>
-        <w:t xml:space="preserve">技术能力:</w:t>
-      </w:r>
-      <w:r>
-        <w:rPr>
-          <w:rStyle w:val="VerbatimChar"/>
-        </w:rPr>
-        <w:t xml:space="preserve"> </w:t>
-      </w:r>
-      <w:r>
-        <w:rPr>
-          <w:rStyle w:val="VerbatimChar"/>
-          <w:rFonts w:hint="eastAsia"/>
-        </w:rPr>
-        <w:t xml:space="preserve">基本办公软件</w:t>
-      </w:r>
-      <w:r>
-        <w:rPr>
-          <w:rStyle w:val="VerbatimChar"/>
-        </w:rPr>
-        <w:t xml:space="preserve">        </w:t>
-      </w:r>
-      <w:r>
-        <w:rPr>
-          <w:rStyle w:val="VerbatimChar"/>
-          <w:rFonts w:hint="eastAsia"/>
-        </w:rPr>
-        <w:t xml:space="preserve">设备:</w:t>
-      </w:r>
-      <w:r>
-        <w:rPr>
-          <w:rStyle w:val="VerbatimChar"/>
-        </w:rPr>
-        <w:t xml:space="preserve"> </w:t>
-      </w:r>
-      <w:r>
-        <w:rPr>
-          <w:rStyle w:val="VerbatimChar"/>
-          <w:rFonts w:hint="eastAsia"/>
-        </w:rPr>
-        <w:t xml:space="preserve">电脑为主</w:t>
-      </w:r>
-      <w:r>
-        <w:br/>
-      </w:r>
-      <w:r>
-        <w:br/>
-      </w:r>
-      <w:r>
-        <w:rPr>
-          <w:rStyle w:val="VerbatimChar"/>
-          <w:rFonts w:hint="eastAsia"/>
-        </w:rPr>
-        <w:t xml:space="preserve">典型场景:</w:t>
-      </w:r>
-      <w:r>
-        <w:br/>
-      </w:r>
-      <w:r>
-        <w:rPr>
-          <w:rStyle w:val="VerbatimChar"/>
-        </w:rPr>
-        <w:t xml:space="preserve">• </w:t>
-      </w:r>
-      <w:r>
-        <w:rPr>
-          <w:rStyle w:val="VerbatimChar"/>
-          <w:rFonts w:hint="eastAsia"/>
-        </w:rPr>
-        <w:t xml:space="preserve">每天回答大量重复性咨询问题（学生、教师、家长）</w:t>
-      </w:r>
-      <w:r>
-        <w:br/>
-      </w:r>
-      <w:r>
-        <w:rPr>
-          <w:rStyle w:val="VerbatimChar"/>
-        </w:rPr>
-        <w:t xml:space="preserve">• </w:t>
-      </w:r>
-      <w:r>
-        <w:rPr>
-          <w:rStyle w:val="VerbatimChar"/>
-          <w:rFonts w:hint="eastAsia"/>
-        </w:rPr>
-        <w:t xml:space="preserve">需要发布新的规章制度和办事流程</w:t>
-      </w:r>
-      <w:r>
-        <w:br/>
-      </w:r>
-      <w:r>
-        <w:rPr>
-          <w:rStyle w:val="VerbatimChar"/>
-        </w:rPr>
-        <w:t xml:space="preserve">• </w:t>
-      </w:r>
-      <w:r>
-        <w:rPr>
-          <w:rStyle w:val="VerbatimChar"/>
-          <w:rFonts w:hint="eastAsia"/>
-        </w:rPr>
-        <w:t xml:space="preserve">希望通过数据分析了解师生咨询热点</w:t>
-      </w:r>
-      <w:r>
-        <w:br/>
-      </w:r>
-      <w:r>
-        <w:br/>
-      </w:r>
-      <w:r>
-        <w:rPr>
-          <w:rStyle w:val="VerbatimChar"/>
-          <w:rFonts w:hint="eastAsia"/>
-        </w:rPr>
-        <w:t xml:space="preserve">痛点:</w:t>
-      </w:r>
-      <w:r>
-        <w:br/>
-      </w:r>
-      <w:r>
-        <w:rPr>
-          <w:rStyle w:val="VerbatimChar"/>
-        </w:rPr>
-        <w:t xml:space="preserve">• </w:t>
-      </w:r>
-      <w:r>
-        <w:rPr>
-          <w:rStyle w:val="VerbatimChar"/>
-          <w:rFonts w:hint="eastAsia"/>
-        </w:rPr>
-        <w:t xml:space="preserve">大量重复性问题占据工作时间</w:t>
-      </w:r>
-      <w:r>
-        <w:br/>
-      </w:r>
-      <w:r>
-        <w:rPr>
-          <w:rStyle w:val="VerbatimChar"/>
-        </w:rPr>
-        <w:t xml:space="preserve">• </w:t>
-      </w:r>
-      <w:r>
-        <w:rPr>
-          <w:rStyle w:val="VerbatimChar"/>
-          <w:rFonts w:hint="eastAsia"/>
-        </w:rPr>
-        <w:t xml:space="preserve">师生经常因信息不明确多次往返</w:t>
-      </w:r>
-      <w:r>
-        <w:br/>
-      </w:r>
-      <w:r>
-        <w:rPr>
-          <w:rStyle w:val="VerbatimChar"/>
-        </w:rPr>
-        <w:t xml:space="preserve">• </w:t>
-      </w:r>
-      <w:r>
-        <w:rPr>
-          <w:rStyle w:val="VerbatimChar"/>
-          <w:rFonts w:hint="eastAsia"/>
-        </w:rPr>
-        <w:t xml:space="preserve">缺乏有效的知识沉淀和共享机制</w:t>
-      </w:r>
-      <w:r>
-        <w:br/>
-      </w:r>
-      <w:r>
-        <w:br/>
-      </w:r>
-      <w:r>
-        <w:rPr>
-          <w:rStyle w:val="VerbatimChar"/>
-          <w:rFonts w:hint="eastAsia"/>
-        </w:rPr>
-        <w:t xml:space="preserve">期望:</w:t>
-      </w:r>
-      <w:r>
-        <w:br/>
-      </w:r>
-      <w:r>
-        <w:rPr>
-          <w:rStyle w:val="VerbatimChar"/>
-          <w:rFonts w:hint="eastAsia"/>
-        </w:rPr>
-        <w:t xml:space="preserve">"希望机器人能分担大部分常见问题，我只处理复杂特殊情况"</w:t>
-      </w:r>
-    </w:p>
-    <w:p>
-      <w:r>
-        <w:pict>
-          <v:rect style="width:0;height:1.5pt" o:hralign="center" o:hrstd="t" o:hr="t"/>
-        </w:pict>
-      </w:r>
-    </w:p>
     <w:bookmarkEnd w:id="22"/>
-    <w:bookmarkEnd w:id="23"/>
-    <w:bookmarkStart w:id="24" w:name="确认签字"/>
     <w:p>
       <w:pPr>
         <w:pStyle w:val="Heading2"/>
@@ -3723,631 +4550,7 @@
         <w:t xml:space="preserve">确认签字</w:t>
       </w:r>
     </w:p>
-    <w:tbl>
-      <w:tblPr>
-        <w:tblStyle w:val="Table"/>
-        <w:tblW w:type="auto" w:w="0"/>
-        <w:tblLook w:firstRow="1" w:lastRow="0" w:firstColumn="0" w:lastColumn="0" w:noHBand="0" w:noVBand="0" w:val="0020"/>
-      </w:tblPr>
-      <w:tblGrid>
-        <w:gridCol w:w="1584"/>
-        <w:gridCol w:w="1584"/>
-        <w:gridCol w:w="1584"/>
-        <w:gridCol w:w="1584"/>
-        <w:gridCol w:w="1584"/>
-      </w:tblGrid>
-      <w:tr>
-        <w:trPr>
-          <w:tblHeader w:val="on"/>
-        </w:trPr>
-        <w:tc>
-          <w:tcPr/>
-          <w:p>
-            <w:pPr>
-              <w:pStyle w:val="Compact"/>
-            </w:pPr>
-            <w:r>
-              <w:rPr>
-                <w:rFonts w:hint="eastAsia"/>
-              </w:rPr>
-              <w:t xml:space="preserve">角色</w:t>
-            </w:r>
-          </w:p>
-        </w:tc>
-        <w:tc>
-          <w:tcPr/>
-          <w:p>
-            <w:pPr>
-              <w:pStyle w:val="Compact"/>
-            </w:pPr>
-            <w:r>
-              <w:rPr>
-                <w:rFonts w:hint="eastAsia"/>
-              </w:rPr>
-              <w:t xml:space="preserve">姓名</w:t>
-            </w:r>
-          </w:p>
-        </w:tc>
-        <w:tc>
-          <w:tcPr/>
-          <w:p>
-            <w:pPr>
-              <w:pStyle w:val="Compact"/>
-            </w:pPr>
-            <w:r>
-              <w:rPr>
-                <w:rFonts w:hint="eastAsia"/>
-              </w:rPr>
-              <w:t xml:space="preserve">职责</w:t>
-            </w:r>
-          </w:p>
-        </w:tc>
-        <w:tc>
-          <w:tcPr/>
-          <w:p>
-            <w:pPr>
-              <w:pStyle w:val="Compact"/>
-            </w:pPr>
-            <w:r>
-              <w:rPr>
-                <w:rFonts w:hint="eastAsia"/>
-              </w:rPr>
-              <w:t xml:space="preserve">签字</w:t>
-            </w:r>
-          </w:p>
-        </w:tc>
-        <w:tc>
-          <w:tcPr/>
-          <w:p>
-            <w:pPr>
-              <w:pStyle w:val="Compact"/>
-            </w:pPr>
-            <w:r>
-              <w:rPr>
-                <w:rFonts w:hint="eastAsia"/>
-              </w:rPr>
-              <w:t xml:space="preserve">日期</w:t>
-            </w:r>
-          </w:p>
-        </w:tc>
-      </w:tr>
-      <w:tr>
-        <w:tc>
-          <w:tcPr/>
-          <w:p>
-            <w:pPr>
-              <w:pStyle w:val="Compact"/>
-            </w:pPr>
-            <w:r>
-              <w:rPr>
-                <w:rFonts w:hint="eastAsia"/>
-              </w:rPr>
-              <w:t xml:space="preserve">项目负责人</w:t>
-            </w:r>
-          </w:p>
-        </w:tc>
-        <w:tc>
-          <w:tcPr/>
-          <w:p>
-            <w:pPr>
-              <w:pStyle w:val="Compact"/>
-            </w:pPr>
-            <w:r>
-              <w:t xml:space="preserve">___________</w:t>
-            </w:r>
-          </w:p>
-        </w:tc>
-        <w:tc>
-          <w:tcPr/>
-          <w:p>
-            <w:pPr>
-              <w:pStyle w:val="Compact"/>
-            </w:pPr>
-            <w:r>
-              <w:rPr>
-                <w:rFonts w:hint="eastAsia"/>
-              </w:rPr>
-              <w:t xml:space="preserve">统筹项目管理</w:t>
-            </w:r>
-          </w:p>
-        </w:tc>
-        <w:tc>
-          <w:tcPr/>
-          <w:p>
-            <w:pPr>
-              <w:pStyle w:val="Compact"/>
-            </w:pPr>
-          </w:p>
-        </w:tc>
-        <w:tc>
-          <w:tcPr/>
-          <w:p>
-            <w:pPr>
-              <w:pStyle w:val="Compact"/>
-            </w:pPr>
-          </w:p>
-        </w:tc>
-      </w:tr>
-      <w:tr>
-        <w:tc>
-          <w:tcPr/>
-          <w:p>
-            <w:pPr>
-              <w:pStyle w:val="Compact"/>
-            </w:pPr>
-            <w:r>
-              <w:rPr>
-                <w:rFonts w:hint="eastAsia"/>
-              </w:rPr>
-              <w:t xml:space="preserve">需求分析师</w:t>
-            </w:r>
-          </w:p>
-        </w:tc>
-        <w:tc>
-          <w:tcPr/>
-          <w:p>
-            <w:pPr>
-              <w:pStyle w:val="Compact"/>
-            </w:pPr>
-            <w:r>
-              <w:t xml:space="preserve">___________</w:t>
-            </w:r>
-          </w:p>
-        </w:tc>
-        <w:tc>
-          <w:tcPr/>
-          <w:p>
-            <w:pPr>
-              <w:pStyle w:val="Compact"/>
-            </w:pPr>
-            <w:r>
-              <w:rPr>
-                <w:rFonts w:hint="eastAsia"/>
-              </w:rPr>
-              <w:t xml:space="preserve">用户需求获取与分析</w:t>
-            </w:r>
-          </w:p>
-        </w:tc>
-        <w:tc>
-          <w:tcPr/>
-          <w:p>
-            <w:pPr>
-              <w:pStyle w:val="Compact"/>
-            </w:pPr>
-          </w:p>
-        </w:tc>
-        <w:tc>
-          <w:tcPr/>
-          <w:p>
-            <w:pPr>
-              <w:pStyle w:val="Compact"/>
-            </w:pPr>
-          </w:p>
-        </w:tc>
-      </w:tr>
-      <w:tr>
-        <w:tc>
-          <w:tcPr/>
-          <w:p>
-            <w:pPr>
-              <w:pStyle w:val="Compact"/>
-            </w:pPr>
-            <w:r>
-              <w:rPr>
-                <w:rFonts w:hint="eastAsia"/>
-              </w:rPr>
-              <w:t xml:space="preserve">本科生代表</w:t>
-            </w:r>
-          </w:p>
-        </w:tc>
-        <w:tc>
-          <w:tcPr/>
-          <w:p>
-            <w:pPr>
-              <w:pStyle w:val="Compact"/>
-            </w:pPr>
-            <w:r>
-              <w:rPr>
-                <w:rFonts w:hint="eastAsia"/>
-              </w:rPr>
-              <w:t xml:space="preserve">张同学</w:t>
-            </w:r>
-          </w:p>
-        </w:tc>
-        <w:tc>
-          <w:tcPr/>
-          <w:p>
-            <w:pPr>
-              <w:pStyle w:val="Compact"/>
-            </w:pPr>
-            <w:r>
-              <w:rPr>
-                <w:rFonts w:hint="eastAsia"/>
-              </w:rPr>
-              <w:t xml:space="preserve">反映本科生需求</w:t>
-            </w:r>
-          </w:p>
-        </w:tc>
-        <w:tc>
-          <w:tcPr/>
-          <w:p>
-            <w:pPr>
-              <w:pStyle w:val="Compact"/>
-            </w:pPr>
-          </w:p>
-        </w:tc>
-        <w:tc>
-          <w:tcPr/>
-          <w:p>
-            <w:pPr>
-              <w:pStyle w:val="Compact"/>
-            </w:pPr>
-          </w:p>
-        </w:tc>
-      </w:tr>
-      <w:tr>
-        <w:tc>
-          <w:tcPr/>
-          <w:p>
-            <w:pPr>
-              <w:pStyle w:val="Compact"/>
-            </w:pPr>
-            <w:r>
-              <w:rPr>
-                <w:rFonts w:hint="eastAsia"/>
-              </w:rPr>
-              <w:t xml:space="preserve">研究生代表</w:t>
-            </w:r>
-          </w:p>
-        </w:tc>
-        <w:tc>
-          <w:tcPr/>
-          <w:p>
-            <w:pPr>
-              <w:pStyle w:val="Compact"/>
-            </w:pPr>
-            <w:r>
-              <w:rPr>
-                <w:rFonts w:hint="eastAsia"/>
-              </w:rPr>
-              <w:t xml:space="preserve">李同学</w:t>
-            </w:r>
-          </w:p>
-        </w:tc>
-        <w:tc>
-          <w:tcPr/>
-          <w:p>
-            <w:pPr>
-              <w:pStyle w:val="Compact"/>
-            </w:pPr>
-            <w:r>
-              <w:rPr>
-                <w:rFonts w:hint="eastAsia"/>
-              </w:rPr>
-              <w:t xml:space="preserve">反映研究生需求</w:t>
-            </w:r>
-          </w:p>
-        </w:tc>
-        <w:tc>
-          <w:tcPr/>
-          <w:p>
-            <w:pPr>
-              <w:pStyle w:val="Compact"/>
-            </w:pPr>
-          </w:p>
-        </w:tc>
-        <w:tc>
-          <w:tcPr/>
-          <w:p>
-            <w:pPr>
-              <w:pStyle w:val="Compact"/>
-            </w:pPr>
-          </w:p>
-        </w:tc>
-      </w:tr>
-      <w:tr>
-        <w:tc>
-          <w:tcPr/>
-          <w:p>
-            <w:pPr>
-              <w:pStyle w:val="Compact"/>
-            </w:pPr>
-            <w:r>
-              <w:rPr>
-                <w:rFonts w:hint="eastAsia"/>
-              </w:rPr>
-              <w:t xml:space="preserve">教师代表</w:t>
-            </w:r>
-          </w:p>
-        </w:tc>
-        <w:tc>
-          <w:tcPr/>
-          <w:p>
-            <w:pPr>
-              <w:pStyle w:val="Compact"/>
-            </w:pPr>
-            <w:r>
-              <w:rPr>
-                <w:rFonts w:hint="eastAsia"/>
-              </w:rPr>
-              <w:t xml:space="preserve">王教授</w:t>
-            </w:r>
-          </w:p>
-        </w:tc>
-        <w:tc>
-          <w:tcPr/>
-          <w:p>
-            <w:pPr>
-              <w:pStyle w:val="Compact"/>
-            </w:pPr>
-            <w:r>
-              <w:rPr>
-                <w:rFonts w:hint="eastAsia"/>
-              </w:rPr>
-              <w:t xml:space="preserve">反映教师需求</w:t>
-            </w:r>
-          </w:p>
-        </w:tc>
-        <w:tc>
-          <w:tcPr/>
-          <w:p>
-            <w:pPr>
-              <w:pStyle w:val="Compact"/>
-            </w:pPr>
-          </w:p>
-        </w:tc>
-        <w:tc>
-          <w:tcPr/>
-          <w:p>
-            <w:pPr>
-              <w:pStyle w:val="Compact"/>
-            </w:pPr>
-          </w:p>
-        </w:tc>
-      </w:tr>
-      <w:tr>
-        <w:tc>
-          <w:tcPr/>
-          <w:p>
-            <w:pPr>
-              <w:pStyle w:val="Compact"/>
-            </w:pPr>
-            <w:r>
-              <w:rPr>
-                <w:rFonts w:hint="eastAsia"/>
-              </w:rPr>
-              <w:t xml:space="preserve">辅导员代表</w:t>
-            </w:r>
-          </w:p>
-        </w:tc>
-        <w:tc>
-          <w:tcPr/>
-          <w:p>
-            <w:pPr>
-              <w:pStyle w:val="Compact"/>
-            </w:pPr>
-            <w:r>
-              <w:rPr>
-                <w:rFonts w:hint="eastAsia"/>
-              </w:rPr>
-              <w:t xml:space="preserve">赵老师</w:t>
-            </w:r>
-          </w:p>
-        </w:tc>
-        <w:tc>
-          <w:tcPr/>
-          <w:p>
-            <w:pPr>
-              <w:pStyle w:val="Compact"/>
-            </w:pPr>
-            <w:r>
-              <w:rPr>
-                <w:rFonts w:hint="eastAsia"/>
-              </w:rPr>
-              <w:t xml:space="preserve">反映辅导员需求</w:t>
-            </w:r>
-          </w:p>
-        </w:tc>
-        <w:tc>
-          <w:tcPr/>
-          <w:p>
-            <w:pPr>
-              <w:pStyle w:val="Compact"/>
-            </w:pPr>
-          </w:p>
-        </w:tc>
-        <w:tc>
-          <w:tcPr/>
-          <w:p>
-            <w:pPr>
-              <w:pStyle w:val="Compact"/>
-            </w:pPr>
-          </w:p>
-        </w:tc>
-      </w:tr>
-      <w:tr>
-        <w:tc>
-          <w:tcPr/>
-          <w:p>
-            <w:pPr>
-              <w:pStyle w:val="Compact"/>
-            </w:pPr>
-            <w:r>
-              <w:rPr>
-                <w:rFonts w:hint="eastAsia"/>
-              </w:rPr>
-              <w:t xml:space="preserve">行政代表</w:t>
-            </w:r>
-          </w:p>
-        </w:tc>
-        <w:tc>
-          <w:tcPr/>
-          <w:p>
-            <w:pPr>
-              <w:pStyle w:val="Compact"/>
-            </w:pPr>
-            <w:r>
-              <w:rPr>
-                <w:rFonts w:hint="eastAsia"/>
-              </w:rPr>
-              <w:t xml:space="preserve">孙老师</w:t>
-            </w:r>
-          </w:p>
-        </w:tc>
-        <w:tc>
-          <w:tcPr/>
-          <w:p>
-            <w:pPr>
-              <w:pStyle w:val="Compact"/>
-            </w:pPr>
-            <w:r>
-              <w:rPr>
-                <w:rFonts w:hint="eastAsia"/>
-              </w:rPr>
-              <w:t xml:space="preserve">反映行政人员需求</w:t>
-            </w:r>
-          </w:p>
-        </w:tc>
-        <w:tc>
-          <w:tcPr/>
-          <w:p>
-            <w:pPr>
-              <w:pStyle w:val="Compact"/>
-            </w:pPr>
-          </w:p>
-        </w:tc>
-        <w:tc>
-          <w:tcPr/>
-          <w:p>
-            <w:pPr>
-              <w:pStyle w:val="Compact"/>
-            </w:pPr>
-          </w:p>
-        </w:tc>
-      </w:tr>
-      <w:tr>
-        <w:tc>
-          <w:tcPr/>
-          <w:p>
-            <w:pPr>
-              <w:pStyle w:val="Compact"/>
-            </w:pPr>
-            <w:r>
-              <w:rPr>
-                <w:rFonts w:hint="eastAsia"/>
-              </w:rPr>
-              <w:t xml:space="preserve">家长代表</w:t>
-            </w:r>
-          </w:p>
-        </w:tc>
-        <w:tc>
-          <w:tcPr/>
-          <w:p>
-            <w:pPr>
-              <w:pStyle w:val="Compact"/>
-            </w:pPr>
-            <w:r>
-              <w:rPr>
-                <w:rFonts w:hint="eastAsia"/>
-              </w:rPr>
-              <w:t xml:space="preserve">刘女士</w:t>
-            </w:r>
-          </w:p>
-        </w:tc>
-        <w:tc>
-          <w:tcPr/>
-          <w:p>
-            <w:pPr>
-              <w:pStyle w:val="Compact"/>
-            </w:pPr>
-            <w:r>
-              <w:rPr>
-                <w:rFonts w:hint="eastAsia"/>
-              </w:rPr>
-              <w:t xml:space="preserve">反映家长需求</w:t>
-            </w:r>
-          </w:p>
-        </w:tc>
-        <w:tc>
-          <w:tcPr/>
-          <w:p>
-            <w:pPr>
-              <w:pStyle w:val="Compact"/>
-            </w:pPr>
-          </w:p>
-        </w:tc>
-        <w:tc>
-          <w:tcPr/>
-          <w:p>
-            <w:pPr>
-              <w:pStyle w:val="Compact"/>
-            </w:pPr>
-          </w:p>
-        </w:tc>
-      </w:tr>
-      <w:tr>
-        <w:tc>
-          <w:tcPr/>
-          <w:p>
-            <w:pPr>
-              <w:pStyle w:val="Compact"/>
-            </w:pPr>
-            <w:r>
-              <w:rPr>
-                <w:rFonts w:hint="eastAsia"/>
-              </w:rPr>
-              <w:t xml:space="preserve">考生代表</w:t>
-            </w:r>
-          </w:p>
-        </w:tc>
-        <w:tc>
-          <w:tcPr/>
-          <w:p>
-            <w:pPr>
-              <w:pStyle w:val="Compact"/>
-            </w:pPr>
-            <w:r>
-              <w:rPr>
-                <w:rFonts w:hint="eastAsia"/>
-              </w:rPr>
-              <w:t xml:space="preserve">陈同学</w:t>
-            </w:r>
-          </w:p>
-        </w:tc>
-        <w:tc>
-          <w:tcPr/>
-          <w:p>
-            <w:pPr>
-              <w:pStyle w:val="Compact"/>
-            </w:pPr>
-            <w:r>
-              <w:rPr>
-                <w:rFonts w:hint="eastAsia"/>
-              </w:rPr>
-              <w:t xml:space="preserve">反映考生/访客需求</w:t>
-            </w:r>
-          </w:p>
-        </w:tc>
-        <w:tc>
-          <w:tcPr/>
-          <w:p>
-            <w:pPr>
-              <w:pStyle w:val="Compact"/>
-            </w:pPr>
-          </w:p>
-        </w:tc>
-        <w:tc>
-          <w:tcPr/>
-          <w:p>
-            <w:pPr>
-              <w:pStyle w:val="Compact"/>
-            </w:pPr>
-          </w:p>
-        </w:tc>
-      </w:tr>
-    </w:tbl>
     <w:bookmarkEnd w:id="24"/>
-    <w:bookmarkEnd w:id="25"/>
     <w:sectPr>
       <w:footnotePr>
         <w:numRestart w:val="eachSect"/>
